--- a/data/deliverables/sc_2eb2cc92c811a476/investment_memo.docx
+++ b/data/deliverables/sc_2eb2cc92c811a476/investment_memo.docx
@@ -2,6 +2,68 @@
 <file path=word/document.xml><?xml version="1.0" encoding="utf-8"?>
 <w:document xmlns:wpc="http://schemas.microsoft.com/office/word/2010/wordprocessingCanvas" xmlns:mo="http://schemas.microsoft.com/office/mac/office/2008/main" xmlns:mc="http://schemas.openxmlformats.org/markup-compatibility/2006" xmlns:mv="urn:schemas-microsoft-com:mac:vml" xmlns:o="urn:schemas-microsoft-com:office:office" xmlns:r="http://schemas.openxmlformats.org/officeDocument/2006/relationships" xmlns:m="http://schemas.openxmlformats.org/officeDocument/2006/math" xmlns:v="urn:schemas-microsoft-com:vml" xmlns:wp14="http://schemas.microsoft.com/office/word/2010/wordprocessingDrawing" xmlns:wp="http://schemas.openxmlformats.org/drawingml/2006/wordprocessingDrawing" xmlns:w10="urn:schemas-microsoft-com:office:word" xmlns:w="http://schemas.openxmlformats.org/wordprocessingml/2006/main" xmlns:w14="http://schemas.microsoft.com/office/word/2010/wordml" xmlns:wpg="http://schemas.microsoft.com/office/word/2010/wordprocessingGroup" xmlns:wpi="http://schemas.microsoft.com/office/word/2010/wordprocessingInk" xmlns:wne="http://schemas.microsoft.com/office/word/2006/wordml" xmlns:wps="http://schemas.microsoft.com/office/word/2010/wordprocessingShape" mc:Ignorable="w14 wp14">
   <w:body>
+    <w:p>
+      <w:pPr>
+        <w:pStyle w:val="Title"/>
+        <w:jc w:val="center"/>
+      </w:pPr>
+      <w:r>
+        <w:t>Investment Memo - The Home Depot, Inc.</w:t>
+      </w:r>
+    </w:p>
+    <w:p>
+      <w:r>
+        <w:rPr>
+          <w:b/>
+        </w:rPr>
+        <w:t>TO:</w:t>
+        <w:tab/>
+      </w:r>
+      <w:r>
+        <w:t>Institutional Clients</w:t>
+      </w:r>
+    </w:p>
+    <w:p>
+      <w:r>
+        <w:rPr>
+          <w:b/>
+        </w:rPr>
+        <w:t>FROM:</w:t>
+        <w:tab/>
+      </w:r>
+      <w:r>
+        <w:t>Equity Research - Hardlines &amp; Home Improvement Coverage</w:t>
+      </w:r>
+    </w:p>
+    <w:p>
+      <w:r>
+        <w:rPr>
+          <w:b/>
+        </w:rPr>
+        <w:t>DATE:</w:t>
+        <w:tab/>
+      </w:r>
+      <w:r>
+        <w:t>February 2026</w:t>
+      </w:r>
+    </w:p>
+    <w:p>
+      <w:r>
+        <w:rPr>
+          <w:b/>
+        </w:rPr>
+        <w:t>RE:</w:t>
+        <w:tab/>
+      </w:r>
+      <w:r>
+        <w:t>Investment Memo - The Home Depot, Inc. (NYSE: HD)</w:t>
+      </w:r>
+    </w:p>
+    <w:p>
+      <w:r>
+        <w:t>________________________________________________________________________________</w:t>
+      </w:r>
+    </w:p>
     <w:p>
       <w:pPr>
         <w:pStyle w:val="Heading1"/>
@@ -15,7 +77,7 @@
         <w:rPr>
           <w:b w:val="0"/>
         </w:rPr>
-        <w:t>We recommend a BUY rating on The Home Depot, Inc. (NYSE: HD), supported by the company's dominant market position, strong margin profile, and robust earnings growth trajectory. Despite recent underperformance relative to the broader market, HD's fiscal year 2025 financial results demonstrate resilient demand in the home improvement sector and disciplined capital management. Our thesis rests on three pillars: (1) HD generated full-year revenue of $164.7 billion, confirming its scale advantage; (2) operating margins remain best-in-class at 12.7%; and (3) diluted EPS of $14.23 for FY 2025 reflects consistent profitability growth.</w:t>
+        <w:t>The Home Depot, Inc. (NYSE: HD, CIK: 0000354950) is the world's largest home improvement retailer, operating an extensive network of retail stores across the United States and international markets. This memo provides a comprehensive analysis of the company's financial performance for fiscal year 2025 (ended February 1, 2026) to support our institutional clients' investment decision-making.</w:t>
       </w:r>
     </w:p>
     <w:p>
@@ -23,7 +85,7 @@
         <w:rPr>
           <w:b w:val="0"/>
         </w:rPr>
-        <w:t>The primary risks to our thesis include balance sheet leverage, with total liabilities of $92.3 billion against stockholders' equity of $12.8 billion, resulting in a debt-to-equity ratio of approximately 7.2x. Additionally, sequential margin pressure from Q2 to Q3 2025 warrants monitoring, as operating income declined from $6.6 billion in Q2 to $5.4 billion in Q3. Cash reserves have also fluctuated, declining from $2.8 billion at the end of Q2 2025 to $1.7 billion at year-end FY 2025.</w:t>
+        <w:t>For FY 2025, Home Depot reported total revenue of $164.683 billion, representing continued scale advantages in the home improvement retail sector. The company generated net income of $14.156 billion and diluted earnings per share of $14.23, demonstrating the profitability of its integrated retail and professional customer strategy.</w:t>
       </w:r>
     </w:p>
     <w:p>
@@ -31,7 +93,15 @@
         <w:rPr>
           <w:b w:val="0"/>
         </w:rPr>
-        <w:t>We believe the current valuation offers an attractive entry point for long-term investors. HD's scale, supply chain advantages, and Pro customer penetration support sustainable competitive moats that justify premium multiples. The 12-month price target is supported by continued earnings growth and potential multiple expansion as macroeconomic conditions stabilize.</w:t>
+        <w:t>The company's gross profit reached $54.865 billion in FY 2025, while operating income was $20.890 billion. Total assets grew to $105.095 billion, supported by a balance sheet that reflects the capital-intensive nature of large-format retail operations. Stockholders' equity stood at $12.813 billion at year-end.</w:t>
+      </w:r>
+    </w:p>
+    <w:p>
+      <w:r>
+        <w:rPr>
+          <w:b w:val="0"/>
+        </w:rPr>
+        <w:t>Our analysis examines the year-over-year performance trends, quarterly progression, profitability metrics, and balance sheet dynamics to provide a comprehensive view of Home Depot's financial health and investment attractiveness.</w:t>
       </w:r>
     </w:p>
     <w:p>
@@ -39,7 +109,7 @@
         <w:pStyle w:val="Heading1"/>
       </w:pPr>
       <w:r>
-        <w:t>Company Overview</w:t>
+        <w:t>Financial Performance Analysis - FY 2025 vs. FY 2024</w:t>
       </w:r>
     </w:p>
     <w:p>
@@ -47,7 +117,7 @@
         <w:rPr>
           <w:b w:val="0"/>
         </w:rPr>
-        <w:t>The Home Depot, Inc. (NYSE: HD) is the world's largest home improvement specialty retailer, operating a chain of retail stores across the United States, Canada, and Mexico. The company serves both do-it-yourself (DIY) customers and professional contractors (Pro customers), offering a comprehensive assortment of building materials, home improvement products, lawn and garden items, and decor. As of the end of fiscal year 2025, Home Depot operates with total assets of $105.1 billion, positioning it as one of the most capitalized players in the retail sector.</w:t>
+        <w:t>Home Depot delivered solid revenue growth in FY 2025, with total revenue reaching $164.683 billion compared to $159.514 billion in FY 2024, representing a year-over-year increase of approximately 3.2%. This growth reflects the company's continued expansion and market share gains in the home improvement sector despite macroeconomic headwinds affecting discretionary spending.</w:t>
       </w:r>
     </w:p>
     <w:p>
@@ -55,7 +125,7 @@
         <w:rPr>
           <w:b w:val="0"/>
         </w:rPr>
-        <w:t>HD's business model is centered on large-format warehouse stores that provide a one-stop shopping experience for home improvement needs. The company's revenue base of $164.7 billion in FY 2025 underscores its unmatched scale and market dominance. The company competes primarily with Lowe's Companies and a fragmented landscape of regional and specialty retailers, but maintains a significant competitive advantage through its extensive store network, supply chain infrastructure, and brand recognition.</w:t>
+        <w:t>Gross profit increased to $54.865 billion in FY 2025 from $53.308 billion in FY 2024, a growth rate of approximately 2.9%. The modest outperformance of revenue growth versus gross profit growth suggests slight margin compression, with the gross margin declining from 33.4% in FY 2024 to 33.3% in FY 2025, a contraction of approximately 10 basis points.</w:t>
       </w:r>
     </w:p>
     <w:p>
@@ -63,7 +133,15 @@
         <w:rPr>
           <w:b w:val="0"/>
         </w:rPr>
-        <w:t>The Home Depot's strategic focus on the Pro customer segment represents a key growth driver. Professional contractors typically exhibit higher transaction values and greater repeat purchase frequency compared to DIY customers. The company has invested heavily in capabilities to serve this segment, including enhanced delivery logistics, dedicated sales teams, and digital tools. This strategic emphasis positions HD to capture a larger share of the professional home improvement market.</w:t>
+        <w:t>Operating income, however, declined from $21.526 billion in FY 2024 to $20.890 billion in FY 2025, a decrease of approximately 2.9%. This decline occurred despite revenue growth, indicating that operating expense growth outpaced revenue gains during the period. The operating margin compressed from 13.5% in FY 2024 to 12.7% in FY 2025.</w:t>
+      </w:r>
+    </w:p>
+    <w:p>
+      <w:r>
+        <w:rPr>
+          <w:b w:val="0"/>
+        </w:rPr>
+        <w:t>Net income followed a similar trajectory, declining from $14.806 billion in FY 2024 to $14.156 billion in FY 2025, a decrease of approximately 4.4%. This net income decline, exceeding the operating income contraction, suggests higher interest expense, tax rate changes, or other below-the-line items impacting bottom-line profitability.</w:t>
       </w:r>
     </w:p>
     <w:p>
@@ -71,7 +149,7 @@
         <w:pStyle w:val="Heading1"/>
       </w:pPr>
       <w:r>
-        <w:t>Financial Performance Analysis</w:t>
+        <w:t>Quarterly Trend Analysis - FY 2025</w:t>
       </w:r>
     </w:p>
     <w:p>
@@ -79,7 +157,7 @@
         <w:rPr>
           <w:b w:val="0"/>
         </w:rPr>
-        <w:t>The Home Depot delivered strong financial performance in fiscal year 2025, generating total revenues of $164,683 million ($164.7 billion). Gross profit for the full year reached $54,865 million, translating to a gross margin of approximately 33.3%. Operating income was $20,890 million, yielding an operating margin of 12.7%. Net income for the full year was $14,156 million, resulting in a net profit margin of 8.6%. These margin levels reflect HD's pricing power, operational efficiency, and scale advantages in the home improvement retail space.</w:t>
+        <w:t>Examining single-quarter performance reveals important seasonal patterns and quarterly progression in Home Depot's business. Q1 FY 2025 (February-May 2025) generated revenue of $39.856 billion, representing the spring selling season ramp-up. Q2 FY 2025 (May-August 2025) achieved the strongest quarterly revenue at $45.277 billion, reflecting peak home improvement activity during summer months.</w:t>
       </w:r>
     </w:p>
     <w:p>
@@ -87,7 +165,7 @@
         <w:rPr>
           <w:b w:val="0"/>
         </w:rPr>
-        <w:t>Analyzing quarterly performance on a single-quarter basis reveals important trends. In Q2 FY 2025 (May 5 to August 3, 2025), HD reported revenue of $45,277 million and operating income of $6,555 million, yielding a Q2 operating margin of approximately 14.5%. In Q3 FY 2025 (August 4 to November 2, 2025), revenue was $41,352 million with operating income of $5,353 million, resulting in a Q3 operating margin of approximately 12.9%. The sequential decline in operating margin from Q2 to Q3 reflects seasonal patterns typical in the home improvement sector, with stronger spring and summer demand.</w:t>
+        <w:t>Q3 FY 2025 (August-November 2025) saw revenue moderate to $41.352 billion, a sequential decline of approximately 8.7% from Q2, consistent with typical seasonal patterns as home improvement activity transitions from peak summer projects.</w:t>
       </w:r>
     </w:p>
     <w:p>
@@ -95,7 +173,7 @@
         <w:rPr>
           <w:b w:val="0"/>
         </w:rPr>
-        <w:t>Gross profit also showed sequential movement: Q2 FY 2025 gross profit was $15,125 million (33.4% margin), while Q3 gross profit was $13,815 million (33.4% margin). The stable gross margin across quarters suggests effective cost management and pricing discipline despite modestly lower revenue volumes in the fall quarter. SG&amp;A expenses were $7,764 million in Q2 and $7,636 million in Q3, indicating relatively disciplined overhead management.</w:t>
+        <w:t>Quarterly net income followed a similar seasonal pattern: Q1 generated $3.433 billion, Q2 produced the highest quarterly net income at $4.551 billion, and Q3 contributed $3.601 billion. The Q2-to-Q3 decline of approximately 20.9% in net income exceeded the revenue decline rate, suggesting incremental margin pressure in the third quarter.</w:t>
       </w:r>
     </w:p>
     <w:p>
@@ -103,7 +181,7 @@
         <w:rPr>
           <w:b w:val="0"/>
         </w:rPr>
-        <w:t>Diluted earnings per share demonstrated solid progression: Q2 FY 2025 diluted EPS was $4.58, rising to $3.62 in Q3 on a single-quarter basis, and reaching $14.23 for the full fiscal year. The full-year EPS of $14.23 reflects the cumulative benefit of HD's consistent quarterly profitability. The year-to-date EPS through Q3 was $11.65, indicating that Q4 contributed approximately $2.58 per share, slightly below the Q3 quarterly rate, which may reflect typical seasonal deceleration in the holiday period.</w:t>
+        <w:t>Operating income progression mirrored these trends: Q1 at $5.133 billion, Q2 at $6.555 billion, and Q3 at $5.353 billion. The operating margin varied from 12.9% in Q1 to 14.5% in Q2 and 12.9% in Q3, indicating that fixed cost leverage is most effective during the peak Q2 period.</w:t>
       </w:r>
     </w:p>
     <w:p>
@@ -111,7 +189,7 @@
         <w:pStyle w:val="Heading1"/>
       </w:pPr>
       <w:r>
-        <w:t>Balance Sheet &amp; Capital Allocation</w:t>
+        <w:t>Profitability and Efficiency Metrics</w:t>
       </w:r>
     </w:p>
     <w:p>
@@ -119,7 +197,7 @@
         <w:rPr>
           <w:b w:val="0"/>
         </w:rPr>
-        <w:t>The Home Depot's balance sheet reflects a leveraged capital structure consistent with its mature business profile and shareholder return orientation. Total assets stood at $105,095 million at the end of FY 2025, compared to $96,119 million at the end of FY 2024, representing year-over-year growth of approximately 9.3%. This increase reflects both organic growth and capital investments in the business.</w:t>
+        <w:t>A detailed examination of profitability margins reveals nuanced trends across Home Depot's income statement. The gross margin remained relatively stable, declining modestly from 33.4% in FY 2024 ($53.308B / $159.514B) to 33.3% in FY 2025 ($54.865B / $164.683B), reflecting disciplined pricing and cost management despite inflationary pressures.</w:t>
       </w:r>
     </w:p>
     <w:p>
@@ -127,7 +205,7 @@
         <w:rPr>
           <w:b w:val="0"/>
         </w:rPr>
-        <w:t>Total liabilities were $92,282 million at FY 2025 year-end, up from $89,479 million at FY 2024. Stockholders' equity was $12,813 million, compared to $6,640 million at the end of FY 2024, reflecting a substantial increase of approximately 93.0%. The resulting debt-to-equity ratio improved from approximately 13.5x at FY 2024 to 7.2x at FY 2025, indicating a meaningful strengthening of the equity base. While the absolute leverage level remains elevated, the directional improvement is a positive signal for credit and equity investors.</w:t>
+        <w:t>Operating margin experienced more significant compression, declining from 13.5% in FY 2024 to 12.7% in FY 2025. This 80 basis point contraction was primarily driven by SG&amp;A expense growth that outpaced revenue gains. SG&amp;A expenses increased from $28.748 billion in FY 2024 to $30.702 billion in FY 2025, representing growth of approximately 6.8% compared to revenue growth of only 3.2%.</w:t>
       </w:r>
     </w:p>
     <w:p>
@@ -135,7 +213,7 @@
         <w:rPr>
           <w:b w:val="0"/>
         </w:rPr>
-        <w:t>Equity progression throughout FY 2025 showed a consistent upward trajectory: from $7,955 million at Q1 2025 to $10,665 million at Q2 2025, $12,116 million at Q3 2025, and $12,813 million at year-end. This pattern suggests retained earnings accumulation and/or share repurchase activity at disciplined valuations. The improving equity cushion provides incremental financial flexibility for future capital allocation.</w:t>
+        <w:t>SG&amp;A as a percentage of revenue increased from 18.0% in FY 2024 to 18.6% in FY 2025, a 60 basis point expansion. This rising cost structure warrants attention as it may reflect wage inflation, technology investments, or store-level operational challenges that could persist into future periods.</w:t>
       </w:r>
     </w:p>
     <w:p>
@@ -143,7 +221,7 @@
         <w:rPr>
           <w:b w:val="0"/>
         </w:rPr>
-        <w:t>Cash and cash equivalents exhibited some volatility across the reported periods. Cash stood at $1,659 million at FY 2024, rose to $1,369 million at Q1 2025, peaked at $2,804 million at Q2 2025, declined to $1,684 million at Q3 2025, and ended FY 2025 at $1,389 million. The peak in Q2 likely reflects seasonal cash generation during the high-demand spring and summer selling season. The subsequent decline through Q3 and year-end indicates deployment of cash toward capital returns and working capital needs. Investors should monitor cash generation trends to ensure adequate liquidity for operations and shareholder returns.</w:t>
+        <w:t>The net margin declined from 9.3% in FY 2024 ($14.806B / $159.514B) to 8.6% in FY 2025 ($14.156B / $164.683B), a contraction of approximately 70 basis points. The combination of stable gross margins but expanding SG&amp;A costs resulted in meaningful compression at the operating and net income levels.</w:t>
       </w:r>
     </w:p>
     <w:p>
@@ -151,7 +229,7 @@
         <w:pStyle w:val="Heading1"/>
       </w:pPr>
       <w:r>
-        <w:t>Investment Risks</w:t>
+        <w:t>Balance Sheet Assessment</w:t>
       </w:r>
     </w:p>
     <w:p>
@@ -159,7 +237,7 @@
         <w:rPr>
           <w:b w:val="0"/>
         </w:rPr>
-        <w:t>Despite HD's strong market position, several material risks warrant consideration. First, balance sheet leverage remains a primary concern. With total liabilities of $92.3 billion against equity of $12.8 billion, HD operates with a debt-to-equity ratio of 7.2x. While improved from the prior year, this level of leverage could constrain financial flexibility in an economic downturn and limit the company's ability to pursue opportunistic investments. Rising interest rates could also increase debt service costs and pressure free cash flow.</w:t>
+        <w:t>Home Depot's balance sheet expanded significantly during FY 2025, with total assets growing from $96.119 billion at FY 2024 to $105.095 billion at FY 2025, an increase of approximately 9.3%. This asset growth outpaced revenue growth, suggesting increased capital deployment or asset revaluation during the period.</w:t>
       </w:r>
     </w:p>
     <w:p>
@@ -167,7 +245,7 @@
         <w:rPr>
           <w:b w:val="0"/>
         </w:rPr>
-        <w:t>Second, margin compression risk is evident in the sequential quarterly trends. Operating income declined from $6,555 million in Q2 to $5,353 million in Q3, a decline of approximately 18.3%. While seasonal factors explain part of this decline, sustained margin pressure from input cost inflation, competitive pricing dynamics, or promotional activity could erode profitability. The SG&amp;A cost base of approximately $7.6-7.8 billion per quarter represents a significant fixed cost burden that could amplify margin volatility if revenues decline.</w:t>
+        <w:t>Total liabilities also increased, rising from $89.479 billion to $92.282 billion, representing growth of approximately 3.1%. The slower growth in liabilities relative to assets contributed to a meaningful improvement in the company's equity position.</w:t>
       </w:r>
     </w:p>
     <w:p>
@@ -175,7 +253,7 @@
         <w:rPr>
           <w:b w:val="0"/>
         </w:rPr>
-        <w:t>Third, cash position volatility poses a liquidity risk. Cash declined from $2,804 million at Q2 2025 to $1,389 million at FY 2025 year-end, a reduction of approximately 50.5% over two quarters. While this likely reflects planned capital deployment, a sustained drawdown in cash reserves could signal deteriorating underlying cash generation capability. Investors should examine operating cash flow trends in future filings to assess whether the cash decline is driven by investment activity or operational weakness.</w:t>
+        <w:t>Stockholders' equity nearly doubled from $6.640 billion at FY 2024 to $12.813 billion at FY 2025, an increase of approximately 93.0%. This substantial equity growth suggests either significant retained earnings accumulation, equity issuances, or revaluation adjustments during the fiscal year. The debt-to-equity ratio improved from approximately 13.5x at FY 2024 to 7.2x at FY 2025.</w:t>
       </w:r>
     </w:p>
     <w:p>
@@ -183,7 +261,7 @@
         <w:rPr>
           <w:b w:val="0"/>
         </w:rPr>
-        <w:t>Fourth, the concentration of HD's revenue in the cyclical home improvement sector exposes the company to macroeconomic sensitivity. Consumer spending on home improvement is closely tied to housing market activity, consumer confidence, and discretionary income levels. A significant economic slowdown or housing market correction could materially impact demand across HD's store base, with disproportionate impact on big-ticket discretionary purchases.</w:t>
+        <w:t>Cash and cash equivalents declined from $1.659 billion at FY 2024 to $1.389 billion at FY 2025, a decrease of approximately 16.3%. This cash reduction, despite solid profitability, may reflect increased capital expenditures, share repurchases, dividend payments, or working capital investments during the period.</w:t>
       </w:r>
     </w:p>
     <w:p>
@@ -191,7 +269,7 @@
         <w:pStyle w:val="Heading1"/>
       </w:pPr>
       <w:r>
-        <w:t>Conclusion &amp; Recommendation</w:t>
+        <w:t>Earnings Per Share Analysis</w:t>
       </w:r>
     </w:p>
     <w:p>
@@ -199,7 +277,7 @@
         <w:rPr>
           <w:b w:val="0"/>
         </w:rPr>
-        <w:t>The Home Depot's fiscal year 2025 financial results demonstrate a company that continues to execute at a high level, generating $164.7 billion in revenue with operating margins of 12.7% and net income of $14.2 billion. The company's diluted EPS of $14.23 reflects consistent earnings power, and the improving equity position throughout the year signals prudent capital management. Despite elevated leverage, the trajectory is improving, with debt-to-equity declining from 13.5x to 7.2x year-over-year.</w:t>
+        <w:t>Diluted earnings per share declined from $14.91 in FY 2024 to $14.23 in FY 2025, a decrease of approximately 4.6%. This EPS decline exceeded the net income contraction rate of 4.4%, suggesting a modest increase in diluted share count during the period, potentially from equity compensation or other share-based arrangements.</w:t>
       </w:r>
     </w:p>
     <w:p>
@@ -207,7 +285,7 @@
         <w:rPr>
           <w:b w:val="0"/>
         </w:rPr>
-        <w:t>We reiterate our BUY recommendation with a 12-month outlook based on three key factors. First, HD's dominant market position and scale advantages create sustainable competitive moats that should protect margins and market share. Second, the improving balance sheet trajectory provides incremental financial flexibility and reduces risk. Third, the current valuation appears to offer an attractive risk-reward profile given HD's earnings power and market leadership.</w:t>
+        <w:t>Quarterly EPS progression demonstrated the seasonal earnings pattern: Q1 FY 2025 reported EPS of $3.45, Q2 achieved the highest quarterly EPS at $4.58, and Q3 contributed $3.62. The Q2 peak reflects the seasonality of home improvement spending, with the strongest consumer activity occurring during summer months.</w:t>
       </w:r>
     </w:p>
     <w:p>
@@ -215,7 +293,95 @@
         <w:rPr>
           <w:b w:val="0"/>
         </w:rPr>
-        <w:t>Key catalysts to monitor include: (1) continued improvement in equity base and leverage ratios, (2) stabilization or improvement in sequential quarterly margins, (3) cash generation trends in upcoming quarters, and (4) broader housing market and consumer spending trends. We recommend increasing the fund's position by 50 basis points, funded by reducing exposure to more cyclical consumer discretionary names. The position should be sized to reflect both the quality of the franchise and the elevated leverage risk, with a stop-loss discipline tied to fundamental deterioration in margins or cash flow.</w:t>
+        <w:t>The quarterly EPS pattern mirrors the net income trends, with Q2 generating approximately 33% higher EPS than Q1 and approximately 27% higher than Q3. This seasonal concentration means that approximately one-third of annual earnings is generated in the peak summer quarter.</w:t>
+      </w:r>
+    </w:p>
+    <w:p>
+      <w:r>
+        <w:rPr>
+          <w:b w:val="0"/>
+        </w:rPr>
+        <w:t>Year-to-date through Q3 (first three quarters of FY 2025), cumulative diluted EPS was $11.65, requiring approximately $2.58 in Q4 to match the full-year FY 2024 result of $14.91. The FY 2025 full-year result of $14.23 suggests Q4 EPS of approximately $2.58, indicating that the fourth quarter maintained the earnings trajectory.</w:t>
+      </w:r>
+    </w:p>
+    <w:p>
+      <w:pPr>
+        <w:pStyle w:val="Heading1"/>
+      </w:pPr>
+      <w:r>
+        <w:t>Investment Risks and Considerations</w:t>
+      </w:r>
+    </w:p>
+    <w:p>
+      <w:r>
+        <w:rPr>
+          <w:b w:val="0"/>
+        </w:rPr>
+        <w:t>Several key risks emerge from our financial analysis that investors should consider. First, operating margin compression represents a significant concern. The 80 basis point decline in operating margin from 13.5% to 12.7%, driven by SG&amp;A growth of 6.8% versus revenue growth of 3.2%, suggests structural cost pressures that may persist. If SG&amp;A growth continues to outpace revenue, further margin erosion is likely.</w:t>
+      </w:r>
+    </w:p>
+    <w:p>
+      <w:r>
+        <w:rPr>
+          <w:b w:val="0"/>
+        </w:rPr>
+        <w:t>Second, the company's elevated leverage position warrants attention. While stockholders' equity improved to $12.813 billion, the debt-to-equity ratio of 7.2x remains high relative to many retail peers. Any sustained period of declining profitability could strain the company's ability to service debt obligations and maintain investment-grade credit metrics.</w:t>
+      </w:r>
+    </w:p>
+    <w:p>
+      <w:r>
+        <w:rPr>
+          <w:b w:val="0"/>
+        </w:rPr>
+        <w:t>Third, the declining cash position presents a liquidity consideration. Cash decreased from $1.659 billion to $1.389 billion, a 16.3% reduction. While the company maintains substantial asset backing, reduced cash flexibility could limit strategic options including acquisitions, store investments, or share repurchases during economic downturns.</w:t>
+      </w:r>
+    </w:p>
+    <w:p>
+      <w:r>
+        <w:rPr>
+          <w:b w:val="0"/>
+        </w:rPr>
+        <w:t>Fourth, Home Depot's business exhibits significant seasonal concentration, with Q2 generating disproportionately higher revenue and earnings. This seasonality creates execution risk if weather patterns, consumer spending shifts, or competitive actions disrupt the critical summer selling season. Additionally, the home improvement sector's cyclical nature ties performance closely to housing market conditions and consumer confidence levels.</w:t>
+      </w:r>
+    </w:p>
+    <w:p>
+      <w:pPr>
+        <w:pStyle w:val="Heading1"/>
+      </w:pPr>
+      <w:r>
+        <w:t>Conclusion and Recommendation</w:t>
+      </w:r>
+    </w:p>
+    <w:p>
+      <w:r>
+        <w:rPr>
+          <w:b w:val="0"/>
+        </w:rPr>
+        <w:t>Based on our comprehensive financial analysis, we recommend a HOLD rating on The Home Depot, Inc. (HD). The company maintains its position as the dominant home improvement retailer with FY 2025 revenue of $164.683 billion and continues to generate substantial profitability with net income of $14.156 billion.</w:t>
+      </w:r>
+    </w:p>
+    <w:p>
+      <w:r>
+        <w:rPr>
+          <w:b w:val="0"/>
+        </w:rPr>
+        <w:t>However, the concerning trends in operating margin compression (13.5% to 12.7%), SG&amp;A expense growth outpacing revenue (6.8% vs. 3.2%), and declining earnings per share ($14.91 to $14.23) suggest near-term profitability headwinds. The improved equity position and manageable debt levels provide balance sheet strength, but the declining cash balance and elevated leverage ratio of 7.2x debt-to-equity warrant monitoring.</w:t>
+      </w:r>
+    </w:p>
+    <w:p>
+      <w:r>
+        <w:rPr>
+          <w:b w:val="0"/>
+        </w:rPr>
+        <w:t>The seasonal revenue patterns, with Q2 generating peak performance at $45.277 billion and $4.58 EPS, underscore the importance of execution during key selling periods. Investors should monitor quarterly margin trends, SG&amp;A discipline, and management's ability to maintain pricing power in an inflationary environment.</w:t>
+      </w:r>
+    </w:p>
+    <w:p>
+      <w:r>
+        <w:rPr>
+          <w:b w:val="0"/>
+        </w:rPr>
+        <w:t>We recommend investors maintain current positions while awaiting evidence of margin stabilization or acceleration in revenue growth that could drive improved profitability metrics. A more constructive stance would be warranted if operating margins stabilize above 13% and SG&amp;A growth moderates below revenue growth rates.</w:t>
       </w:r>
     </w:p>
     <w:sectPr>
